--- a/public/docs/en/parties.docx
+++ b/public/docs/en/parties.docx
@@ -129,6 +129,26 @@
           <w:szCs w:val="22"/>
         </w:rPr>
         <w:t xml:space="preserve">Party B</w:t>
+      </w:r>
+      <w:r>
+        <w:rPr>
+          <w:rFonts w:ascii="Calibri" w:cs="Calibri" w:eastAsia="Calibri" w:hAnsi="Calibri"/>
+          <w:color w:val="1A1A18"/>
+          <w:sz w:val="22"/>
+          <w:szCs w:val="22"/>
+        </w:rPr>
+        <w:t xml:space="preserve">, often with your case title, for example </w:t>
+      </w:r>
+      <w:r>
+        <w:rPr>
+          <w:rFonts w:ascii="Calibri" w:cs="Calibri" w:eastAsia="Calibri" w:hAnsi="Calibri"/>
+          <w:b/>
+          <w:bCs/>
+          <w:color w:val="1A1A18"/>
+          <w:sz w:val="22"/>
+          <w:szCs w:val="22"/>
+        </w:rPr>
+        <w:t xml:space="preserve">Party A · Claimant</w:t>
       </w:r>
       <w:r>
         <w:rPr>
@@ -207,7 +227,7 @@
           <w:sz w:val="22"/>
           <w:szCs w:val="22"/>
         </w:rPr>
-        <w:t xml:space="preserve">). PDF and DOCX downloads are available from the Help window.</w:t>
+        <w:t xml:space="preserve">). PDF and DOCX downloads are available from the Help window. Ask it about waits, voting, or Mode A/B if you need a quick reminder.</w:t>
       </w:r>
     </w:p>
     <w:p>
@@ -1081,16 +1101,79 @@
     </w:p>
     <w:p>
       <w:pPr>
-        <w:spacing w:after="160" w:line="276"/>
-      </w:pPr>
-      <w:r>
-        <w:rPr>
-          <w:rFonts w:ascii="Calibri" w:cs="Calibri" w:eastAsia="Calibri" w:hAnsi="Calibri"/>
-          <w:color w:val="1A1A18"/>
-          <w:sz w:val="22"/>
-          <w:szCs w:val="22"/>
-        </w:rPr>
-        <w:t xml:space="preserve">Open the link from the email or message. The system signs you in automatically and takes you to the next unfinished step.</w:t>
+        <w:pStyle w:val="ListParagraph"/>
+        <w:numPr>
+          <w:ilvl w:val="0"/>
+          <w:numId w:val="2"/>
+        </w:numPr>
+        <w:spacing w:after="80"/>
+      </w:pPr>
+      <w:r>
+        <w:rPr>
+          <w:rFonts w:ascii="Calibri" w:cs="Calibri" w:eastAsia="Calibri" w:hAnsi="Calibri"/>
+          <w:color w:val="1A1A18"/>
+          <w:sz w:val="22"/>
+          <w:szCs w:val="22"/>
+        </w:rPr>
+        <w:t xml:space="preserve">Open the link from the email or message.</w:t>
+      </w:r>
+    </w:p>
+    <w:p>
+      <w:pPr>
+        <w:pStyle w:val="ListParagraph"/>
+        <w:numPr>
+          <w:ilvl w:val="0"/>
+          <w:numId w:val="2"/>
+        </w:numPr>
+        <w:spacing w:after="80"/>
+      </w:pPr>
+      <w:r>
+        <w:rPr>
+          <w:rFonts w:ascii="Calibri" w:cs="Calibri" w:eastAsia="Calibri" w:hAnsi="Calibri"/>
+          <w:color w:val="1A1A18"/>
+          <w:sz w:val="22"/>
+          <w:szCs w:val="22"/>
+        </w:rPr>
+        <w:t xml:space="preserve">A confirmation page appears — click </w:t>
+      </w:r>
+      <w:r>
+        <w:rPr>
+          <w:rFonts w:ascii="Calibri" w:cs="Calibri" w:eastAsia="Calibri" w:hAnsi="Calibri"/>
+          <w:b/>
+          <w:bCs/>
+          <w:color w:val="1A1A18"/>
+          <w:sz w:val="22"/>
+          <w:szCs w:val="22"/>
+        </w:rPr>
+        <w:t xml:space="preserve">Continue</w:t>
+      </w:r>
+      <w:r>
+        <w:rPr>
+          <w:rFonts w:ascii="Calibri" w:cs="Calibri" w:eastAsia="Calibri" w:hAnsi="Calibri"/>
+          <w:color w:val="1A1A18"/>
+          <w:sz w:val="22"/>
+          <w:szCs w:val="22"/>
+        </w:rPr>
+        <w:t xml:space="preserve"> to complete sign-in (the link is consumed only when you continue).</w:t>
+      </w:r>
+    </w:p>
+    <w:p>
+      <w:pPr>
+        <w:pStyle w:val="ListParagraph"/>
+        <w:numPr>
+          <w:ilvl w:val="0"/>
+          <w:numId w:val="2"/>
+        </w:numPr>
+        <w:spacing w:after="80"/>
+      </w:pPr>
+      <w:r>
+        <w:rPr>
+          <w:rFonts w:ascii="Calibri" w:cs="Calibri" w:eastAsia="Calibri" w:hAnsi="Calibri"/>
+          <w:color w:val="1A1A18"/>
+          <w:sz w:val="22"/>
+          <w:szCs w:val="22"/>
+        </w:rPr>
+        <w:t xml:space="preserve">The system takes you to the next unfinished step.</w:t>
       </w:r>
     </w:p>
     <w:p>
@@ -1174,7 +1257,121 @@
           <w:sz w:val="22"/>
           <w:szCs w:val="22"/>
         </w:rPr>
-        <w:t xml:space="preserve">After sign-in, the system opens the screen you need: welcome, tests, dispute description, lobby, or mediation room.</w:t>
+        <w:t xml:space="preserve">After sign-in, the system opens the screen you need: welcome, tests, dispute description, lobby, or mediation room. If you take part in more than one room, you first see </w:t>
+      </w:r>
+      <w:r>
+        <w:rPr>
+          <w:rFonts w:ascii="Calibri" w:cs="Calibri" w:eastAsia="Calibri" w:hAnsi="Calibri"/>
+          <w:b/>
+          <w:bCs/>
+          <w:color w:val="1A1A18"/>
+          <w:sz w:val="22"/>
+          <w:szCs w:val="22"/>
+        </w:rPr>
+        <w:t xml:space="preserve">My rooms</w:t>
+      </w:r>
+      <w:r>
+        <w:rPr>
+          <w:rFonts w:ascii="Calibri" w:cs="Calibri" w:eastAsia="Calibri" w:hAnsi="Calibri"/>
+          <w:color w:val="1A1A18"/>
+          <w:sz w:val="22"/>
+          <w:szCs w:val="22"/>
+        </w:rPr>
+        <w:t xml:space="preserve"> and choose which case to continue. You can open </w:t>
+      </w:r>
+      <w:r>
+        <w:rPr>
+          <w:rFonts w:ascii="Calibri" w:cs="Calibri" w:eastAsia="Calibri" w:hAnsi="Calibri"/>
+          <w:b/>
+          <w:bCs/>
+          <w:color w:val="1A1A18"/>
+          <w:sz w:val="22"/>
+          <w:szCs w:val="22"/>
+        </w:rPr>
+        <w:t xml:space="preserve">My rooms</w:t>
+      </w:r>
+      <w:r>
+        <w:rPr>
+          <w:rFonts w:ascii="Calibri" w:cs="Calibri" w:eastAsia="Calibri" w:hAnsi="Calibri"/>
+          <w:color w:val="1A1A18"/>
+          <w:sz w:val="22"/>
+          <w:szCs w:val="22"/>
+        </w:rPr>
+        <w:t xml:space="preserve"> again from the header while signed in as a party.</w:t>
+      </w:r>
+    </w:p>
+    <w:p>
+      <w:pPr>
+        <w:spacing w:after="160" w:line="276"/>
+      </w:pPr>
+      <w:r>
+        <w:rPr>
+          <w:rFonts w:ascii="Calibri" w:cs="Calibri" w:eastAsia="Calibri" w:hAnsi="Calibri"/>
+          <w:color w:val="1A1A18"/>
+          <w:sz w:val="22"/>
+          <w:szCs w:val="22"/>
+        </w:rPr>
+        <w:t xml:space="preserve">Use </w:t>
+      </w:r>
+      <w:r>
+        <w:rPr>
+          <w:rFonts w:ascii="Calibri" w:cs="Calibri" w:eastAsia="Calibri" w:hAnsi="Calibri"/>
+          <w:b/>
+          <w:bCs/>
+          <w:color w:val="1A1A18"/>
+          <w:sz w:val="22"/>
+          <w:szCs w:val="22"/>
+        </w:rPr>
+        <w:t xml:space="preserve">EN | UA</w:t>
+      </w:r>
+      <w:r>
+        <w:rPr>
+          <w:rFonts w:ascii="Calibri" w:cs="Calibri" w:eastAsia="Calibri" w:hAnsi="Calibri"/>
+          <w:color w:val="1A1A18"/>
+          <w:sz w:val="22"/>
+          <w:szCs w:val="22"/>
+        </w:rPr>
+        <w:t xml:space="preserve"> in the header for your interface language. In the session, messages from others appear in your language (marked </w:t>
+      </w:r>
+      <w:r>
+        <w:rPr>
+          <w:rFonts w:ascii="Calibri" w:cs="Calibri" w:eastAsia="Calibri" w:hAnsi="Calibri"/>
+          <w:b/>
+          <w:bCs/>
+          <w:color w:val="1A1A18"/>
+          <w:sz w:val="22"/>
+          <w:szCs w:val="22"/>
+        </w:rPr>
+        <w:t xml:space="preserve">Translated</w:t>
+      </w:r>
+      <w:r>
+        <w:rPr>
+          <w:rFonts w:ascii="Calibri" w:cs="Calibri" w:eastAsia="Calibri" w:hAnsi="Calibri"/>
+          <w:color w:val="1A1A18"/>
+          <w:sz w:val="22"/>
+          <w:szCs w:val="22"/>
+        </w:rPr>
+        <w:t xml:space="preserve">; you can show the original). Before sending, you can use </w:t>
+      </w:r>
+      <w:r>
+        <w:rPr>
+          <w:rFonts w:ascii="Calibri" w:cs="Calibri" w:eastAsia="Calibri" w:hAnsi="Calibri"/>
+          <w:b/>
+          <w:bCs/>
+          <w:color w:val="1A1A18"/>
+          <w:sz w:val="22"/>
+          <w:szCs w:val="22"/>
+        </w:rPr>
+        <w:t xml:space="preserve">Help me phrase this</w:t>
+      </w:r>
+      <w:r>
+        <w:rPr>
+          <w:rFonts w:ascii="Calibri" w:cs="Calibri" w:eastAsia="Calibri" w:hAnsi="Calibri"/>
+          <w:color w:val="1A1A18"/>
+          <w:sz w:val="22"/>
+          <w:szCs w:val="22"/>
+        </w:rPr>
+        <w:t xml:space="preserve"> to clarify your draft without changing its meaning. Solution options and the results PDF follow your interface language.</w:t>
       </w:r>
     </w:p>
     <w:p>
@@ -1427,11 +1624,41 @@
       <w:r>
         <w:rPr>
           <w:rFonts w:ascii="Calibri" w:cs="Calibri" w:eastAsia="Calibri" w:hAnsi="Calibri"/>
-          <w:color w:val="1A1A18"/>
-          <w:sz w:val="22"/>
-          <w:szCs w:val="22"/>
-        </w:rPr>
-        <w:t xml:space="preserve">your role: </w:t>
+          <w:b/>
+          <w:bCs/>
+          <w:color w:val="1A1A18"/>
+          <w:sz w:val="22"/>
+          <w:szCs w:val="22"/>
+        </w:rPr>
+        <w:t xml:space="preserve">My rooms</w:t>
+      </w:r>
+      <w:r>
+        <w:rPr>
+          <w:rFonts w:ascii="Calibri" w:cs="Calibri" w:eastAsia="Calibri" w:hAnsi="Calibri"/>
+          <w:color w:val="1A1A18"/>
+          <w:sz w:val="22"/>
+          <w:szCs w:val="22"/>
+        </w:rPr>
+        <w:t xml:space="preserve"> (when you have party access);</w:t>
+      </w:r>
+    </w:p>
+    <w:p>
+      <w:pPr>
+        <w:pStyle w:val="ListParagraph"/>
+        <w:numPr>
+          <w:ilvl w:val="0"/>
+          <w:numId w:val="1"/>
+        </w:numPr>
+        <w:spacing w:after="80"/>
+      </w:pPr>
+      <w:r>
+        <w:rPr>
+          <w:rFonts w:ascii="Calibri" w:cs="Calibri" w:eastAsia="Calibri" w:hAnsi="Calibri"/>
+          <w:color w:val="1A1A18"/>
+          <w:sz w:val="22"/>
+          <w:szCs w:val="22"/>
+        </w:rPr>
+        <w:t xml:space="preserve">your role badge: </w:t>
       </w:r>
       <w:r>
         <w:rPr>
@@ -1471,6 +1698,96 @@
           <w:sz w:val="22"/>
           <w:szCs w:val="22"/>
         </w:rPr>
+        <w:t xml:space="preserve">, often with your title (for example </w:t>
+      </w:r>
+      <w:r>
+        <w:rPr>
+          <w:rFonts w:ascii="Calibri" w:cs="Calibri" w:eastAsia="Calibri" w:hAnsi="Calibri"/>
+          <w:b/>
+          <w:bCs/>
+          <w:color w:val="1A1A18"/>
+          <w:sz w:val="22"/>
+          <w:szCs w:val="22"/>
+        </w:rPr>
+        <w:t xml:space="preserve">Party A · Claimant</w:t>
+      </w:r>
+      <w:r>
+        <w:rPr>
+          <w:rFonts w:ascii="Calibri" w:cs="Calibri" w:eastAsia="Calibri" w:hAnsi="Calibri"/>
+          <w:color w:val="1A1A18"/>
+          <w:sz w:val="22"/>
+          <w:szCs w:val="22"/>
+        </w:rPr>
+        <w:t xml:space="preserve">);</w:t>
+      </w:r>
+    </w:p>
+    <w:p>
+      <w:pPr>
+        <w:pStyle w:val="ListParagraph"/>
+        <w:numPr>
+          <w:ilvl w:val="0"/>
+          <w:numId w:val="1"/>
+        </w:numPr>
+        <w:spacing w:after="80"/>
+      </w:pPr>
+      <w:r>
+        <w:rPr>
+          <w:rFonts w:ascii="Calibri" w:cs="Calibri" w:eastAsia="Calibri" w:hAnsi="Calibri"/>
+          <w:b/>
+          <w:bCs/>
+          <w:color w:val="1A1A18"/>
+          <w:sz w:val="22"/>
+          <w:szCs w:val="22"/>
+        </w:rPr>
+        <w:t xml:space="preserve">Help</w:t>
+      </w:r>
+      <w:r>
+        <w:rPr>
+          <w:rFonts w:ascii="Calibri" w:cs="Calibri" w:eastAsia="Calibri" w:hAnsi="Calibri"/>
+          <w:color w:val="1A1A18"/>
+          <w:sz w:val="22"/>
+          <w:szCs w:val="22"/>
+        </w:rPr>
+        <w:t xml:space="preserve">, the </w:t>
+      </w:r>
+      <w:r>
+        <w:rPr>
+          <w:rFonts w:ascii="Calibri" w:cs="Calibri" w:eastAsia="Calibri" w:hAnsi="Calibri"/>
+          <w:b/>
+          <w:bCs/>
+          <w:color w:val="1A1A18"/>
+          <w:sz w:val="22"/>
+          <w:szCs w:val="22"/>
+        </w:rPr>
+        <w:t xml:space="preserve">EN | UA</w:t>
+      </w:r>
+      <w:r>
+        <w:rPr>
+          <w:rFonts w:ascii="Calibri" w:cs="Calibri" w:eastAsia="Calibri" w:hAnsi="Calibri"/>
+          <w:color w:val="1A1A18"/>
+          <w:sz w:val="22"/>
+          <w:szCs w:val="22"/>
+        </w:rPr>
+        <w:t xml:space="preserve"> switcher, and </w:t>
+      </w:r>
+      <w:r>
+        <w:rPr>
+          <w:rFonts w:ascii="Calibri" w:cs="Calibri" w:eastAsia="Calibri" w:hAnsi="Calibri"/>
+          <w:b/>
+          <w:bCs/>
+          <w:color w:val="1A1A18"/>
+          <w:sz w:val="22"/>
+          <w:szCs w:val="22"/>
+        </w:rPr>
+        <w:t xml:space="preserve">Logout</w:t>
+      </w:r>
+      <w:r>
+        <w:rPr>
+          <w:rFonts w:ascii="Calibri" w:cs="Calibri" w:eastAsia="Calibri" w:hAnsi="Calibri"/>
+          <w:color w:val="1A1A18"/>
+          <w:sz w:val="22"/>
+          <w:szCs w:val="22"/>
+        </w:rPr>
         <w:t xml:space="preserve">;</w:t>
       </w:r>
     </w:p>
@@ -1490,27 +1807,103 @@
           <w:sz w:val="22"/>
           <w:szCs w:val="22"/>
         </w:rPr>
-        <w:t xml:space="preserve">the </w:t>
-      </w:r>
-      <w:r>
-        <w:rPr>
-          <w:rFonts w:ascii="Calibri" w:cs="Calibri" w:eastAsia="Calibri" w:hAnsi="Calibri"/>
-          <w:b/>
-          <w:bCs/>
-          <w:color w:val="1A1A18"/>
-          <w:sz w:val="22"/>
-          <w:szCs w:val="22"/>
-        </w:rPr>
-        <w:t xml:space="preserve">EN | UA</w:t>
-      </w:r>
-      <w:r>
-        <w:rPr>
-          <w:rFonts w:ascii="Calibri" w:cs="Calibri" w:eastAsia="Calibri" w:hAnsi="Calibri"/>
-          <w:color w:val="1A1A18"/>
-          <w:sz w:val="22"/>
-          <w:szCs w:val="22"/>
-        </w:rPr>
-        <w:t xml:space="preserve"> switcher;</w:t>
+        <w:t xml:space="preserve">the banner: </w:t>
+      </w:r>
+      <w:r>
+        <w:rPr>
+          <w:rFonts w:ascii="Calibri" w:cs="Calibri" w:eastAsia="Calibri" w:hAnsi="Calibri"/>
+          <w:b/>
+          <w:bCs/>
+          <w:color w:val="1A1A18"/>
+          <w:sz w:val="22"/>
+          <w:szCs w:val="22"/>
+        </w:rPr>
+        <w:t xml:space="preserve">Legal information, not legal advice.</w:t>
+      </w:r>
+    </w:p>
+    <w:p>
+      <w:pPr>
+        <w:spacing w:after="160" w:line="276"/>
+      </w:pPr>
+      <w:r>
+        <w:rPr>
+          <w:rFonts w:ascii="Calibri" w:cs="Calibri" w:eastAsia="Calibri" w:hAnsi="Calibri"/>
+          <w:color w:val="1A1A18"/>
+          <w:sz w:val="22"/>
+          <w:szCs w:val="22"/>
+        </w:rPr>
+        <w:t xml:space="preserve">On the room page, the heading shows your role (and title) with the </w:t>
+      </w:r>
+      <w:r>
+        <w:rPr>
+          <w:rFonts w:ascii="Calibri" w:cs="Calibri" w:eastAsia="Calibri" w:hAnsi="Calibri"/>
+          <w:b/>
+          <w:bCs/>
+          <w:color w:val="1A1A18"/>
+          <w:sz w:val="22"/>
+          <w:szCs w:val="22"/>
+        </w:rPr>
+        <w:t xml:space="preserve">room title</w:t>
+      </w:r>
+      <w:r>
+        <w:rPr>
+          <w:rFonts w:ascii="Calibri" w:cs="Calibri" w:eastAsia="Calibri" w:hAnsi="Calibri"/>
+          <w:color w:val="1A1A18"/>
+          <w:sz w:val="22"/>
+          <w:szCs w:val="22"/>
+        </w:rPr>
+        <w:t xml:space="preserve"> underneath.</w:t>
+      </w:r>
+    </w:p>
+    <w:p>
+      <w:pPr>
+        <w:pStyle w:val="Heading3"/>
+        <w:spacing w:after="80" w:before="200"/>
+      </w:pPr>
+      <w:r>
+        <w:rPr>
+          <w:rFonts w:ascii="Calibri" w:cs="Calibri" w:eastAsia="Calibri" w:hAnsi="Calibri"/>
+          <w:b/>
+          <w:bCs/>
+          <w:color w:val="1A1A18"/>
+          <w:sz w:val="24"/>
+          <w:szCs w:val="24"/>
+        </w:rPr>
+        <w:t xml:space="preserve">Status notifications (toasters)</w:t>
+      </w:r>
+    </w:p>
+    <w:p>
+      <w:pPr>
+        <w:spacing w:after="160" w:line="276"/>
+      </w:pPr>
+      <w:r>
+        <w:rPr>
+          <w:rFonts w:ascii="Calibri" w:cs="Calibri" w:eastAsia="Calibri" w:hAnsi="Calibri"/>
+          <w:color w:val="1A1A18"/>
+          <w:sz w:val="22"/>
+          <w:szCs w:val="22"/>
+        </w:rPr>
+        <w:t xml:space="preserve">During lobby and the live session, waits and actions appear as </w:t>
+      </w:r>
+      <w:r>
+        <w:rPr>
+          <w:rFonts w:ascii="Calibri" w:cs="Calibri" w:eastAsia="Calibri" w:hAnsi="Calibri"/>
+          <w:b/>
+          <w:bCs/>
+          <w:color w:val="1A1A18"/>
+          <w:sz w:val="22"/>
+          <w:szCs w:val="22"/>
+        </w:rPr>
+        <w:t xml:space="preserve">toasters</w:t>
+      </w:r>
+      <w:r>
+        <w:rPr>
+          <w:rFonts w:ascii="Calibri" w:cs="Calibri" w:eastAsia="Calibri" w:hAnsi="Calibri"/>
+          <w:color w:val="1A1A18"/>
+          <w:sz w:val="22"/>
+          <w:szCs w:val="22"/>
+        </w:rPr>
+        <w:t xml:space="preserve"> (top-left), not as long banners in the page body:</w:t>
       </w:r>
     </w:p>
     <w:p>
@@ -1525,31 +1918,22 @@
       <w:r>
         <w:rPr>
           <w:rFonts w:ascii="Calibri" w:cs="Calibri" w:eastAsia="Calibri" w:hAnsi="Calibri"/>
-          <w:color w:val="1A1A18"/>
-          <w:sz w:val="22"/>
-          <w:szCs w:val="22"/>
-        </w:rPr>
-        <w:t xml:space="preserve">the </w:t>
-      </w:r>
-      <w:r>
-        <w:rPr>
-          <w:rFonts w:ascii="Calibri" w:cs="Calibri" w:eastAsia="Calibri" w:hAnsi="Calibri"/>
-          <w:b/>
-          <w:bCs/>
-          <w:color w:val="1A1A18"/>
-          <w:sz w:val="22"/>
-          <w:szCs w:val="22"/>
-        </w:rPr>
-        <w:t xml:space="preserve">Logout</w:t>
-      </w:r>
-      <w:r>
-        <w:rPr>
-          <w:rFonts w:ascii="Calibri" w:cs="Calibri" w:eastAsia="Calibri" w:hAnsi="Calibri"/>
-          <w:color w:val="1A1A18"/>
-          <w:sz w:val="22"/>
-          <w:szCs w:val="22"/>
-        </w:rPr>
-        <w:t xml:space="preserve"> button;</w:t>
+          <w:b/>
+          <w:bCs/>
+          <w:color w:val="1A1A18"/>
+          <w:sz w:val="22"/>
+          <w:szCs w:val="22"/>
+        </w:rPr>
+        <w:t xml:space="preserve">Amber</w:t>
+      </w:r>
+      <w:r>
+        <w:rPr>
+          <w:rFonts w:ascii="Calibri" w:cs="Calibri" w:eastAsia="Calibri" w:hAnsi="Calibri"/>
+          <w:color w:val="1A1A18"/>
+          <w:sz w:val="22"/>
+          <w:szCs w:val="22"/>
+        </w:rPr>
+        <w:t xml:space="preserve"> — wait (AI working, other party answering, generating options/compromise/agreement, waiting for the mediator);</w:t>
       </w:r>
     </w:p>
     <w:p>
@@ -1564,22 +1948,36 @@
       <w:r>
         <w:rPr>
           <w:rFonts w:ascii="Calibri" w:cs="Calibri" w:eastAsia="Calibri" w:hAnsi="Calibri"/>
-          <w:color w:val="1A1A18"/>
-          <w:sz w:val="22"/>
-          <w:szCs w:val="22"/>
-        </w:rPr>
-        <w:t xml:space="preserve">the banner: </w:t>
-      </w:r>
-      <w:r>
-        <w:rPr>
-          <w:rFonts w:ascii="Calibri" w:cs="Calibri" w:eastAsia="Calibri" w:hAnsi="Calibri"/>
-          <w:b/>
-          <w:bCs/>
-          <w:color w:val="1A1A18"/>
-          <w:sz w:val="22"/>
-          <w:szCs w:val="22"/>
-        </w:rPr>
-        <w:t xml:space="preserve">Legal information, not legal advice.</w:t>
+          <w:b/>
+          <w:bCs/>
+          <w:color w:val="1A1A18"/>
+          <w:sz w:val="22"/>
+          <w:szCs w:val="22"/>
+        </w:rPr>
+        <w:t xml:space="preserve">Green</w:t>
+      </w:r>
+      <w:r>
+        <w:rPr>
+          <w:rFonts w:ascii="Calibri" w:cs="Calibri" w:eastAsia="Calibri" w:hAnsi="Calibri"/>
+          <w:color w:val="1A1A18"/>
+          <w:sz w:val="22"/>
+          <w:szCs w:val="22"/>
+        </w:rPr>
+        <w:t xml:space="preserve"> — your turn to act (new question, options ready, compromise ready, agreement ready).</w:t>
+      </w:r>
+    </w:p>
+    <w:p>
+      <w:pPr>
+        <w:spacing w:after="160" w:line="276"/>
+      </w:pPr>
+      <w:r>
+        <w:rPr>
+          <w:rFonts w:ascii="Calibri" w:cs="Calibri" w:eastAsia="Calibri" w:hAnsi="Calibri"/>
+          <w:color w:val="1A1A18"/>
+          <w:sz w:val="22"/>
+          <w:szCs w:val="22"/>
+        </w:rPr>
+        <w:t xml:space="preserve">You usually do not need to refresh the page; the room updates on its own.</w:t>
       </w:r>
     </w:p>
     <w:p>
@@ -5158,18 +5556,46 @@
           <w:sz w:val="22"/>
           <w:szCs w:val="22"/>
         </w:rPr>
-        <w:t xml:space="preserve">if the votes differ, a compromise appears only after the mediator publishes it: </w:t>
-      </w:r>
-      <w:r>
-        <w:rPr>
-          <w:rFonts w:ascii="Calibri" w:cs="Calibri" w:eastAsia="Calibri" w:hAnsi="Calibri"/>
-          <w:b/>
-          <w:bCs/>
-          <w:color w:val="1A1A18"/>
-          <w:sz w:val="22"/>
-          <w:szCs w:val="22"/>
-        </w:rPr>
-        <w:t xml:space="preserve">Waiting for the mediator to publish a compromise option.</w:t>
+        <w:t xml:space="preserve">if the votes differ, a compromise appears only after the mediator publishes it (amber toast: waiting for the mediator to publish a compromise);</w:t>
+      </w:r>
+    </w:p>
+    <w:p>
+      <w:pPr>
+        <w:pStyle w:val="ListParagraph"/>
+        <w:numPr>
+          <w:ilvl w:val="0"/>
+          <w:numId w:val="1"/>
+        </w:numPr>
+        <w:spacing w:after="80"/>
+      </w:pPr>
+      <w:r>
+        <w:rPr>
+          <w:rFonts w:ascii="Calibri" w:cs="Calibri" w:eastAsia="Calibri" w:hAnsi="Calibri"/>
+          <w:color w:val="1A1A18"/>
+          <w:sz w:val="22"/>
+          <w:szCs w:val="22"/>
+        </w:rPr>
+        <w:t xml:space="preserve">a draft agreement appears for you only after the mediator </w:t>
+      </w:r>
+      <w:r>
+        <w:rPr>
+          <w:rFonts w:ascii="Calibri" w:cs="Calibri" w:eastAsia="Calibri" w:hAnsi="Calibri"/>
+          <w:b/>
+          <w:bCs/>
+          <w:color w:val="1A1A18"/>
+          <w:sz w:val="22"/>
+          <w:szCs w:val="22"/>
+        </w:rPr>
+        <w:t xml:space="preserve">publishes</w:t>
+      </w:r>
+      <w:r>
+        <w:rPr>
+          <w:rFonts w:ascii="Calibri" w:cs="Calibri" w:eastAsia="Calibri" w:hAnsi="Calibri"/>
+          <w:color w:val="1A1A18"/>
+          <w:sz w:val="22"/>
+          <w:szCs w:val="22"/>
+        </w:rPr>
+        <w:t xml:space="preserve"> it (until then: waiting for the mediator to finalize the agreement).</w:t>
       </w:r>
     </w:p>
     <w:p>
@@ -5183,7 +5609,7 @@
           <w:sz w:val="22"/>
           <w:szCs w:val="22"/>
         </w:rPr>
-        <w:t xml:space="preserve">Notifications during the session:</w:t>
+        <w:t xml:space="preserve">Typical toasters during the session:</w:t>
       </w:r>
     </w:p>
     <w:tbl>
@@ -5224,7 +5650,7 @@
                 <w:sz w:val="18"/>
                 <w:szCs w:val="18"/>
               </w:rPr>
-              <w:t xml:space="preserve">Notification</w:t>
+              <w:t xml:space="preserve">Toast</w:t>
             </w:r>
           </w:p>
         </w:tc>
@@ -5269,13 +5695,11 @@
             <w:r>
               <w:rPr>
                 <w:rFonts w:ascii="Calibri" w:cs="Calibri" w:eastAsia="Calibri" w:hAnsi="Calibri"/>
-                <w:b/>
-                <w:bCs/>
                 <w:color w:val="1A1A18"/>
                 <w:sz w:val="18"/>
                 <w:szCs w:val="18"/>
               </w:rPr>
-              <w:t xml:space="preserve">You have a new question from the mediator.</w:t>
+              <w:t xml:space="preserve">New question from the mediator</w:t>
             </w:r>
           </w:p>
         </w:tc>
@@ -5317,13 +5741,11 @@
             <w:r>
               <w:rPr>
                 <w:rFonts w:ascii="Calibri" w:cs="Calibri" w:eastAsia="Calibri" w:hAnsi="Calibri"/>
-                <w:b/>
-                <w:bCs/>
                 <w:color w:val="1A1A18"/>
                 <w:sz w:val="18"/>
                 <w:szCs w:val="18"/>
               </w:rPr>
-              <w:t xml:space="preserve">Solution options are ready to review.</w:t>
+              <w:t xml:space="preserve">Solution options are ready</w:t>
             </w:r>
           </w:p>
         </w:tc>
@@ -5365,13 +5787,11 @@
             <w:r>
               <w:rPr>
                 <w:rFonts w:ascii="Calibri" w:cs="Calibri" w:eastAsia="Calibri" w:hAnsi="Calibri"/>
-                <w:b/>
-                <w:bCs/>
                 <w:color w:val="1A1A18"/>
                 <w:sz w:val="18"/>
                 <w:szCs w:val="18"/>
               </w:rPr>
-              <w:t xml:space="preserve">A compromise option is ready for your vote.</w:t>
+              <w:t xml:space="preserve">Compromise is ready — please vote</w:t>
             </w:r>
           </w:p>
         </w:tc>
@@ -5413,13 +5833,11 @@
             <w:r>
               <w:rPr>
                 <w:rFonts w:ascii="Calibri" w:cs="Calibri" w:eastAsia="Calibri" w:hAnsi="Calibri"/>
-                <w:b/>
-                <w:bCs/>
                 <w:color w:val="1A1A18"/>
                 <w:sz w:val="18"/>
                 <w:szCs w:val="18"/>
               </w:rPr>
-              <w:t xml:space="preserve">A draft agreement is ready for review.</w:t>
+              <w:t xml:space="preserve">Waiting for the other party to vote on the compromise</w:t>
             </w:r>
           </w:p>
         </w:tc>
@@ -5441,7 +5859,53 @@
                 <w:sz w:val="18"/>
                 <w:szCs w:val="18"/>
               </w:rPr>
-              <w:t xml:space="preserve">Click </w:t>
+              <w:t xml:space="preserve">You already voted; wait for the other side</w:t>
+            </w:r>
+          </w:p>
+        </w:tc>
+      </w:tr>
+      <w:tr>
+        <w:tc>
+          <w:tcPr>
+            <w:tcW w:type="dxa" w:w="4500"/>
+            <w:tcBorders>
+              <w:top w:val="single" w:color="D8D4CC" w:sz="4"/>
+              <w:left w:val="single" w:color="D8D4CC" w:sz="4"/>
+              <w:bottom w:val="single" w:color="D8D4CC" w:sz="4"/>
+              <w:right w:val="single" w:color="D8D4CC" w:sz="4"/>
+            </w:tcBorders>
+          </w:tcPr>
+          <w:p>
+            <w:r>
+              <w:rPr>
+                <w:rFonts w:ascii="Calibri" w:cs="Calibri" w:eastAsia="Calibri" w:hAnsi="Calibri"/>
+                <w:color w:val="1A1A18"/>
+                <w:sz w:val="18"/>
+                <w:szCs w:val="18"/>
+              </w:rPr>
+              <w:t xml:space="preserve">Draft agreement ready / waiting for mediator to finalize</w:t>
+            </w:r>
+          </w:p>
+        </w:tc>
+        <w:tc>
+          <w:tcPr>
+            <w:tcW w:type="dxa" w:w="4500"/>
+            <w:tcBorders>
+              <w:top w:val="single" w:color="D8D4CC" w:sz="4"/>
+              <w:left w:val="single" w:color="D8D4CC" w:sz="4"/>
+              <w:bottom w:val="single" w:color="D8D4CC" w:sz="4"/>
+              <w:right w:val="single" w:color="D8D4CC" w:sz="4"/>
+            </w:tcBorders>
+          </w:tcPr>
+          <w:p>
+            <w:r>
+              <w:rPr>
+                <w:rFonts w:ascii="Calibri" w:cs="Calibri" w:eastAsia="Calibri" w:hAnsi="Calibri"/>
+                <w:color w:val="1A1A18"/>
+                <w:sz w:val="18"/>
+                <w:szCs w:val="18"/>
+              </w:rPr>
+              <w:t xml:space="preserve">Review and </w:t>
             </w:r>
             <w:r>
               <w:rPr>
@@ -5461,7 +5925,7 @@
                 <w:sz w:val="18"/>
                 <w:szCs w:val="18"/>
               </w:rPr>
-              <w:t xml:space="preserve"> if you agree</w:t>
+              <w:t xml:space="preserve">, or wait until publish</w:t>
             </w:r>
           </w:p>
         </w:tc>
@@ -5481,13 +5945,11 @@
             <w:r>
               <w:rPr>
                 <w:rFonts w:ascii="Calibri" w:cs="Calibri" w:eastAsia="Calibri" w:hAnsi="Calibri"/>
-                <w:b/>
-                <w:bCs/>
                 <w:color w:val="1A1A18"/>
                 <w:sz w:val="18"/>
                 <w:szCs w:val="18"/>
               </w:rPr>
-              <w:t xml:space="preserve">The mediation session has completed.</w:t>
+              <w:t xml:space="preserve">Session completed</w:t>
             </w:r>
           </w:p>
         </w:tc>
@@ -5964,7 +6426,7 @@
           <w:sz w:val="22"/>
           <w:szCs w:val="22"/>
         </w:rPr>
-        <w:t xml:space="preserve">You will see which option the other party chose, and a new compromise proposal.</w:t>
+        <w:t xml:space="preserve">You will see which option the other party chose, and a new compromise proposal (in Mode B — only after the mediator publishes it).</w:t>
       </w:r>
     </w:p>
     <w:p>
@@ -6020,7 +6482,7 @@
           <w:sz w:val="22"/>
           <w:szCs w:val="22"/>
         </w:rPr>
-        <w:t xml:space="preserve">If </w:t>
+        <w:t xml:space="preserve">After you vote, a toast asks you to wait for the other party. If </w:t>
       </w:r>
       <w:r>
         <w:rPr>
@@ -6040,18 +6502,7 @@
           <w:sz w:val="22"/>
           <w:szCs w:val="22"/>
         </w:rPr>
-        <w:t xml:space="preserve"> parties accept — move to the agreement. If at least one rejects — the session ends without mutual agreement: </w:t>
-      </w:r>
-      <w:r>
-        <w:rPr>
-          <w:rFonts w:ascii="Calibri" w:cs="Calibri" w:eastAsia="Calibri" w:hAnsi="Calibri"/>
-          <w:b/>
-          <w:bCs/>
-          <w:color w:val="1A1A18"/>
-          <w:sz w:val="22"/>
-          <w:szCs w:val="22"/>
-        </w:rPr>
-        <w:t xml:space="preserve">No mutual agreement was reached in this session.</w:t>
+        <w:t xml:space="preserve"> parties accept — both move to waiting for the agreement draft (Mode B: until the mediator publishes). If at least one rejects — the session may end without mutual agreement (Mode A) or stay with the mediator to continue (Mode B).</w:t>
       </w:r>
     </w:p>
     <w:p>
@@ -6116,7 +6567,7 @@
           <w:sz w:val="22"/>
           <w:szCs w:val="22"/>
         </w:rPr>
-        <w:t xml:space="preserve">If you agree, click </w:t>
+        <w:t xml:space="preserve">In Mode B the draft appears only after the mediator publishes it. If you agree, click </w:t>
       </w:r>
       <w:r>
         <w:rPr>
@@ -6176,7 +6627,7 @@
           <w:sz w:val="22"/>
           <w:szCs w:val="22"/>
         </w:rPr>
-        <w:t xml:space="preserve">.</w:t>
+        <w:t xml:space="preserve"> (Mode B may still wait for the mediator to complete the session).</w:t>
       </w:r>
     </w:p>
     <w:p>
@@ -6275,7 +6726,7 @@
           <w:sz w:val="22"/>
           <w:szCs w:val="22"/>
         </w:rPr>
-        <w:t xml:space="preserve"> PDF may include:</w:t>
+        <w:t xml:space="preserve"> PDF includes numbered chapters such as:</w:t>
       </w:r>
     </w:p>
     <w:p>
@@ -6294,7 +6745,7 @@
           <w:sz w:val="22"/>
           <w:szCs w:val="22"/>
         </w:rPr>
-        <w:t xml:space="preserve">a psychodynamic profile;</w:t>
+        <w:t xml:space="preserve">legislation / legal information and sources (the room’s jurisdiction);</w:t>
       </w:r>
     </w:p>
     <w:p>
@@ -6313,7 +6764,7 @@
           <w:sz w:val="22"/>
           <w:szCs w:val="22"/>
         </w:rPr>
-        <w:t xml:space="preserve">legal information and sources (the room’s jurisdiction);</w:t>
+        <w:t xml:space="preserve">the agreed solution (or a note that no agreement was reached);</w:t>
       </w:r>
     </w:p>
     <w:p>
@@ -6332,7 +6783,7 @@
           <w:sz w:val="22"/>
           <w:szCs w:val="22"/>
         </w:rPr>
-        <w:t xml:space="preserve">the agreed solution, or a note that no agreement was reached.</w:t>
+        <w:t xml:space="preserve">the draft agreement text and terms.</w:t>
       </w:r>
     </w:p>
     <w:p>
@@ -6346,7 +6797,27 @@
           <w:sz w:val="22"/>
           <w:szCs w:val="22"/>
         </w:rPr>
-        <w:t xml:space="preserve">The email field on this page is a stub for now: </w:t>
+        <w:t xml:space="preserve">It does </w:t>
+      </w:r>
+      <w:r>
+        <w:rPr>
+          <w:rFonts w:ascii="Calibri" w:cs="Calibri" w:eastAsia="Calibri" w:hAnsi="Calibri"/>
+          <w:b/>
+          <w:bCs/>
+          <w:color w:val="1A1A18"/>
+          <w:sz w:val="22"/>
+          <w:szCs w:val="22"/>
+        </w:rPr>
+        <w:t xml:space="preserve">not</w:t>
+      </w:r>
+      <w:r>
+        <w:rPr>
+          <w:rFonts w:ascii="Calibri" w:cs="Calibri" w:eastAsia="Calibri" w:hAnsi="Calibri"/>
+          <w:color w:val="1A1A18"/>
+          <w:sz w:val="22"/>
+          <w:szCs w:val="22"/>
+        </w:rPr>
+        <w:t xml:space="preserve"> include a psychodynamic profile chapter. The email field on this page is a stub for now: </w:t>
       </w:r>
       <w:r>
         <w:rPr>

--- a/public/docs/en/parties.docx
+++ b/public/docs/en/parties.docx
@@ -8329,6 +8329,71 @@
           <w:szCs w:val="22"/>
         </w:rPr>
         <w:t xml:space="preserve"> Download the PDF and, if needed, consult an attorney.</w:t>
+      </w:r>
+    </w:p>
+    <w:p>
+      <w:pPr>
+        <w:spacing w:after="160" w:line="276"/>
+      </w:pPr>
+      <w:r>
+        <w:rPr>
+          <w:rFonts w:ascii="Calibri" w:cs="Calibri" w:eastAsia="Calibri" w:hAnsi="Calibri"/>
+          <w:b/>
+          <w:bCs/>
+          <w:color w:val="1A1A18"/>
+          <w:sz w:val="22"/>
+          <w:szCs w:val="22"/>
+        </w:rPr>
+        <w:t xml:space="preserve">I was added to another room with the same login.</w:t>
+      </w:r>
+      <w:r>
+        <w:rPr>
+          <w:rFonts w:ascii="Calibri" w:cs="Calibri" w:eastAsia="Calibri" w:hAnsi="Calibri"/>
+          <w:color w:val="1A1A18"/>
+          <w:sz w:val="22"/>
+          <w:szCs w:val="22"/>
+        </w:rPr>
+        <w:t xml:space="preserve"> Organizers can reuse your account (</w:t>
+      </w:r>
+      <w:r>
+        <w:rPr>
+          <w:rFonts w:ascii="Calibri" w:cs="Calibri" w:eastAsia="Calibri" w:hAnsi="Calibri"/>
+          <w:b/>
+          <w:bCs/>
+          <w:color w:val="1A1A18"/>
+          <w:sz w:val="22"/>
+          <w:szCs w:val="22"/>
+        </w:rPr>
+        <w:t xml:space="preserve">Add existing participant</w:t>
+      </w:r>
+      <w:r>
+        <w:rPr>
+          <w:rFonts w:ascii="Calibri" w:cs="Calibri" w:eastAsia="Calibri" w:hAnsi="Calibri"/>
+          <w:color w:val="1A1A18"/>
+          <w:sz w:val="22"/>
+          <w:szCs w:val="22"/>
+        </w:rPr>
+        <w:t xml:space="preserve">). Your tests and personal bot may already be ready; you still need to submit the </w:t>
+      </w:r>
+      <w:r>
+        <w:rPr>
+          <w:rFonts w:ascii="Calibri" w:cs="Calibri" w:eastAsia="Calibri" w:hAnsi="Calibri"/>
+          <w:b/>
+          <w:bCs/>
+          <w:color w:val="1A1A18"/>
+          <w:sz w:val="22"/>
+          <w:szCs w:val="22"/>
+        </w:rPr>
+        <w:t xml:space="preserve">dispute description for that new room</w:t>
+      </w:r>
+      <w:r>
+        <w:rPr>
+          <w:rFonts w:ascii="Calibri" w:cs="Calibri" w:eastAsia="Calibri" w:hAnsi="Calibri"/>
+          <w:color w:val="1A1A18"/>
+          <w:sz w:val="22"/>
+          <w:szCs w:val="22"/>
+        </w:rPr>
+        <w:t xml:space="preserve">, then continue lobby and mediation as usual.</w:t>
       </w:r>
     </w:p>
     <w:sectPr>
